--- a/Docs/USER_GUIDE/09285_백준현_MailTaskAgent_이해와시연가이드.docx
+++ b/Docs/USER_GUIDE/09285_백준현_MailTaskAgent_이해와시연가이드.docx
@@ -3114,7 +3114,7 @@
         <w:pStyle w:val="Heading1"/>
       </w:pPr>
       <w:r>
-        <w:t>5 RAG와 제한적 ReAct</w:t>
+        <w:t>5 왜 MailTaskAgent가 단순 Workflow가 아니라 Agentic AI인가</w:t>
       </w:r>
     </w:p>
     <w:p>
@@ -3125,7 +3125,1575 @@
         <w:rPr>
           <w:rFonts w:ascii="맑은 고딕" w:hAnsi="맑은 고딕" w:eastAsia="맑은 고딕"/>
         </w:rPr>
-        <w:t>이 프로젝트의 RAG는 회사 문서를 검색하는 지식 RAG가 아닙니다. SQLite에 이미 저장된 활성 Task, 최근 Mail 최대 3건, 최근 History 최대 5건과 사용자 결정을 제한적으로 검색하는 Task Context RAG입니다.</w:t>
+        <w:t>발표와 면접에서 가장 많이 받는 질문입니다. 답은 한 문장으로 정리됩니다. 정해진 순서는 Python이 실행하지만, 그 순서 안에서 무엇을 검색하고 어떤 행동을 할지는 입력에 따라 달라지며 그 선택을 LLM Agent가 합니다.</w:t>
+      </w:r>
+    </w:p>
+    <w:tbl>
+      <w:tblPr>
+        <w:tblW w:type="auto" w:w="0"/>
+        <w:jc w:val="center"/>
+        <w:tblLayout w:type="fixed"/>
+        <w:tblLook w:firstColumn="1" w:firstRow="1" w:lastColumn="0" w:lastRow="0" w:noHBand="0" w:noVBand="1" w:val="04A0"/>
+      </w:tblPr>
+      <w:tblGrid>
+        <w:gridCol w:w="3324"/>
+        <w:gridCol w:w="3324"/>
+        <w:gridCol w:w="3324"/>
+      </w:tblGrid>
+      <w:tr>
+        <w:tc>
+          <w:tcPr>
+            <w:tcW w:type="dxa" w:w="1474"/>
+            <w:shd w:fill="173B67"/>
+            <w:tcBorders>
+              <w:top w:val="single" w:sz="6" w:color="D9E1EA"/>
+              <w:left w:val="single" w:sz="6" w:color="D9E1EA"/>
+              <w:bottom w:val="single" w:sz="6" w:color="D9E1EA"/>
+              <w:right w:val="single" w:sz="6" w:color="D9E1EA"/>
+              <w:insideH w:val="single" w:sz="6" w:color="D9E1EA"/>
+              <w:insideV w:val="single" w:sz="6" w:color="D9E1EA"/>
+            </w:tcBorders>
+            <w:vAlign w:val="center"/>
+          </w:tcPr>
+          <w:p>
+            <w:pPr>
+              <w:jc w:val="center"/>
+            </w:pPr>
+            <w:r>
+              <w:rPr>
+                <w:rFonts w:ascii="맑은 고딕" w:hAnsi="맑은 고딕" w:eastAsia="맑은 고딕"/>
+                <w:b/>
+                <w:color w:val="FFFFFF"/>
+                <w:sz w:val="18"/>
+              </w:rPr>
+            </w:r>
+          </w:p>
+        </w:tc>
+        <w:tc>
+          <w:tcPr>
+            <w:tcW w:type="dxa" w:w="3175"/>
+            <w:shd w:fill="173B67"/>
+            <w:tcBorders>
+              <w:top w:val="single" w:sz="6" w:color="D9E1EA"/>
+              <w:left w:val="single" w:sz="6" w:color="D9E1EA"/>
+              <w:bottom w:val="single" w:sz="6" w:color="D9E1EA"/>
+              <w:right w:val="single" w:sz="6" w:color="D9E1EA"/>
+              <w:insideH w:val="single" w:sz="6" w:color="D9E1EA"/>
+              <w:insideV w:val="single" w:sz="6" w:color="D9E1EA"/>
+            </w:tcBorders>
+            <w:vAlign w:val="center"/>
+          </w:tcPr>
+          <w:p>
+            <w:pPr>
+              <w:jc w:val="center"/>
+            </w:pPr>
+            <w:r>
+              <w:rPr>
+                <w:rFonts w:ascii="맑은 고딕" w:hAnsi="맑은 고딕" w:eastAsia="맑은 고딕"/>
+                <w:b/>
+                <w:color w:val="FFFFFF"/>
+                <w:sz w:val="18"/>
+              </w:rPr>
+              <w:t>고정 Workflow</w:t>
+            </w:r>
+          </w:p>
+        </w:tc>
+        <w:tc>
+          <w:tcPr>
+            <w:tcW w:type="dxa" w:w="5046"/>
+            <w:shd w:fill="173B67"/>
+            <w:tcBorders>
+              <w:top w:val="single" w:sz="6" w:color="D9E1EA"/>
+              <w:left w:val="single" w:sz="6" w:color="D9E1EA"/>
+              <w:bottom w:val="single" w:sz="6" w:color="D9E1EA"/>
+              <w:right w:val="single" w:sz="6" w:color="D9E1EA"/>
+              <w:insideH w:val="single" w:sz="6" w:color="D9E1EA"/>
+              <w:insideV w:val="single" w:sz="6" w:color="D9E1EA"/>
+            </w:tcBorders>
+            <w:vAlign w:val="center"/>
+          </w:tcPr>
+          <w:p>
+            <w:pPr>
+              <w:jc w:val="center"/>
+            </w:pPr>
+            <w:r>
+              <w:rPr>
+                <w:rFonts w:ascii="맑은 고딕" w:hAnsi="맑은 고딕" w:eastAsia="맑은 고딕"/>
+                <w:b/>
+                <w:color w:val="FFFFFF"/>
+                <w:sz w:val="18"/>
+              </w:rPr>
+              <w:t>MailTaskAgent</w:t>
+            </w:r>
+          </w:p>
+        </w:tc>
+      </w:tr>
+      <w:tr>
+        <w:tc>
+          <w:tcPr>
+            <w:tcW w:type="dxa" w:w="1474"/>
+            <w:tcBorders>
+              <w:top w:val="single" w:sz="6" w:color="D9E1EA"/>
+              <w:left w:val="single" w:sz="6" w:color="D9E1EA"/>
+              <w:bottom w:val="single" w:sz="6" w:color="D9E1EA"/>
+              <w:right w:val="single" w:sz="6" w:color="D9E1EA"/>
+              <w:insideH w:val="single" w:sz="6" w:color="D9E1EA"/>
+              <w:insideV w:val="single" w:sz="6" w:color="D9E1EA"/>
+            </w:tcBorders>
+            <w:vAlign w:val="center"/>
+          </w:tcPr>
+          <w:p>
+            <w:pPr>
+              <w:spacing w:after="40" w:line="259" w:lineRule="auto"/>
+              <w:jc w:val="center"/>
+            </w:pPr>
+            <w:r>
+              <w:rPr>
+                <w:rFonts w:ascii="맑은 고딕" w:hAnsi="맑은 고딕" w:eastAsia="맑은 고딕"/>
+                <w:sz w:val="17"/>
+              </w:rPr>
+              <w:t>실행 순서</w:t>
+            </w:r>
+          </w:p>
+        </w:tc>
+        <w:tc>
+          <w:tcPr>
+            <w:tcW w:type="dxa" w:w="3175"/>
+            <w:tcBorders>
+              <w:top w:val="single" w:sz="6" w:color="D9E1EA"/>
+              <w:left w:val="single" w:sz="6" w:color="D9E1EA"/>
+              <w:bottom w:val="single" w:sz="6" w:color="D9E1EA"/>
+              <w:right w:val="single" w:sz="6" w:color="D9E1EA"/>
+              <w:insideH w:val="single" w:sz="6" w:color="D9E1EA"/>
+              <w:insideV w:val="single" w:sz="6" w:color="D9E1EA"/>
+            </w:tcBorders>
+            <w:vAlign w:val="center"/>
+          </w:tcPr>
+          <w:p>
+            <w:pPr>
+              <w:spacing w:after="40" w:line="259" w:lineRule="auto"/>
+              <w:jc w:val="left"/>
+            </w:pPr>
+            <w:r>
+              <w:rPr>
+                <w:rFonts w:ascii="맑은 고딕" w:hAnsi="맑은 고딕" w:eastAsia="맑은 고딕"/>
+                <w:sz w:val="17"/>
+              </w:rPr>
+              <w:t>항상 같은 단계를 같은 순서로</w:t>
+            </w:r>
+          </w:p>
+        </w:tc>
+        <w:tc>
+          <w:tcPr>
+            <w:tcW w:type="dxa" w:w="5046"/>
+            <w:tcBorders>
+              <w:top w:val="single" w:sz="6" w:color="D9E1EA"/>
+              <w:left w:val="single" w:sz="6" w:color="D9E1EA"/>
+              <w:bottom w:val="single" w:sz="6" w:color="D9E1EA"/>
+              <w:right w:val="single" w:sz="6" w:color="D9E1EA"/>
+              <w:insideH w:val="single" w:sz="6" w:color="D9E1EA"/>
+              <w:insideV w:val="single" w:sz="6" w:color="D9E1EA"/>
+            </w:tcBorders>
+            <w:vAlign w:val="center"/>
+          </w:tcPr>
+          <w:p>
+            <w:pPr>
+              <w:spacing w:after="40" w:line="259" w:lineRule="auto"/>
+              <w:jc w:val="left"/>
+            </w:pPr>
+            <w:r>
+              <w:rPr>
+                <w:rFonts w:ascii="맑은 고딕" w:hAnsi="맑은 고딕" w:eastAsia="맑은 고딕"/>
+                <w:sz w:val="17"/>
+              </w:rPr>
+              <w:t>M-01~M-05 뼈대는 같지만 경로가 입력에 따라 갈림</w:t>
+            </w:r>
+          </w:p>
+        </w:tc>
+      </w:tr>
+      <w:tr>
+        <w:tc>
+          <w:tcPr>
+            <w:tcW w:type="dxa" w:w="1474"/>
+            <w:tcBorders>
+              <w:top w:val="single" w:sz="6" w:color="D9E1EA"/>
+              <w:left w:val="single" w:sz="6" w:color="D9E1EA"/>
+              <w:bottom w:val="single" w:sz="6" w:color="D9E1EA"/>
+              <w:right w:val="single" w:sz="6" w:color="D9E1EA"/>
+              <w:insideH w:val="single" w:sz="6" w:color="D9E1EA"/>
+              <w:insideV w:val="single" w:sz="6" w:color="D9E1EA"/>
+            </w:tcBorders>
+            <w:shd w:fill="F6F8FB"/>
+            <w:vAlign w:val="center"/>
+          </w:tcPr>
+          <w:p>
+            <w:pPr>
+              <w:spacing w:after="40" w:line="259" w:lineRule="auto"/>
+              <w:jc w:val="center"/>
+            </w:pPr>
+            <w:r>
+              <w:rPr>
+                <w:rFonts w:ascii="맑은 고딕" w:hAnsi="맑은 고딕" w:eastAsia="맑은 고딕"/>
+                <w:sz w:val="17"/>
+              </w:rPr>
+              <w:t>무엇을 볼지</w:t>
+            </w:r>
+          </w:p>
+        </w:tc>
+        <w:tc>
+          <w:tcPr>
+            <w:tcW w:type="dxa" w:w="3175"/>
+            <w:tcBorders>
+              <w:top w:val="single" w:sz="6" w:color="D9E1EA"/>
+              <w:left w:val="single" w:sz="6" w:color="D9E1EA"/>
+              <w:bottom w:val="single" w:sz="6" w:color="D9E1EA"/>
+              <w:right w:val="single" w:sz="6" w:color="D9E1EA"/>
+              <w:insideH w:val="single" w:sz="6" w:color="D9E1EA"/>
+              <w:insideV w:val="single" w:sz="6" w:color="D9E1EA"/>
+            </w:tcBorders>
+            <w:shd w:fill="F6F8FB"/>
+            <w:vAlign w:val="center"/>
+          </w:tcPr>
+          <w:p>
+            <w:pPr>
+              <w:spacing w:after="40" w:line="259" w:lineRule="auto"/>
+              <w:jc w:val="left"/>
+            </w:pPr>
+            <w:r>
+              <w:rPr>
+                <w:rFonts w:ascii="맑은 고딕" w:hAnsi="맑은 고딕" w:eastAsia="맑은 고딕"/>
+                <w:sz w:val="17"/>
+              </w:rPr>
+              <w:t>미리 정한 필드만</w:t>
+            </w:r>
+          </w:p>
+        </w:tc>
+        <w:tc>
+          <w:tcPr>
+            <w:tcW w:type="dxa" w:w="5046"/>
+            <w:tcBorders>
+              <w:top w:val="single" w:sz="6" w:color="D9E1EA"/>
+              <w:left w:val="single" w:sz="6" w:color="D9E1EA"/>
+              <w:bottom w:val="single" w:sz="6" w:color="D9E1EA"/>
+              <w:right w:val="single" w:sz="6" w:color="D9E1EA"/>
+              <w:insideH w:val="single" w:sz="6" w:color="D9E1EA"/>
+              <w:insideV w:val="single" w:sz="6" w:color="D9E1EA"/>
+            </w:tcBorders>
+            <w:shd w:fill="F6F8FB"/>
+            <w:vAlign w:val="center"/>
+          </w:tcPr>
+          <w:p>
+            <w:pPr>
+              <w:spacing w:after="40" w:line="259" w:lineRule="auto"/>
+              <w:jc w:val="left"/>
+            </w:pPr>
+            <w:r>
+              <w:rPr>
+                <w:rFonts w:ascii="맑은 고딕" w:hAnsi="맑은 고딕" w:eastAsia="맑은 고딕"/>
+                <w:sz w:val="17"/>
+              </w:rPr>
+              <w:t>관련 Task 최근 Mail History 사용자 결정을 그때그때 검색</w:t>
+            </w:r>
+          </w:p>
+        </w:tc>
+      </w:tr>
+      <w:tr>
+        <w:tc>
+          <w:tcPr>
+            <w:tcW w:type="dxa" w:w="1474"/>
+            <w:tcBorders>
+              <w:top w:val="single" w:sz="6" w:color="D9E1EA"/>
+              <w:left w:val="single" w:sz="6" w:color="D9E1EA"/>
+              <w:bottom w:val="single" w:sz="6" w:color="D9E1EA"/>
+              <w:right w:val="single" w:sz="6" w:color="D9E1EA"/>
+              <w:insideH w:val="single" w:sz="6" w:color="D9E1EA"/>
+              <w:insideV w:val="single" w:sz="6" w:color="D9E1EA"/>
+            </w:tcBorders>
+            <w:vAlign w:val="center"/>
+          </w:tcPr>
+          <w:p>
+            <w:pPr>
+              <w:spacing w:after="40" w:line="259" w:lineRule="auto"/>
+              <w:jc w:val="center"/>
+            </w:pPr>
+            <w:r>
+              <w:rPr>
+                <w:rFonts w:ascii="맑은 고딕" w:hAnsi="맑은 고딕" w:eastAsia="맑은 고딕"/>
+                <w:sz w:val="17"/>
+              </w:rPr>
+              <w:t>행동 선택</w:t>
+            </w:r>
+          </w:p>
+        </w:tc>
+        <w:tc>
+          <w:tcPr>
+            <w:tcW w:type="dxa" w:w="3175"/>
+            <w:tcBorders>
+              <w:top w:val="single" w:sz="6" w:color="D9E1EA"/>
+              <w:left w:val="single" w:sz="6" w:color="D9E1EA"/>
+              <w:bottom w:val="single" w:sz="6" w:color="D9E1EA"/>
+              <w:right w:val="single" w:sz="6" w:color="D9E1EA"/>
+              <w:insideH w:val="single" w:sz="6" w:color="D9E1EA"/>
+              <w:insideV w:val="single" w:sz="6" w:color="D9E1EA"/>
+            </w:tcBorders>
+            <w:vAlign w:val="center"/>
+          </w:tcPr>
+          <w:p>
+            <w:pPr>
+              <w:spacing w:after="40" w:line="259" w:lineRule="auto"/>
+              <w:jc w:val="left"/>
+            </w:pPr>
+            <w:r>
+              <w:rPr>
+                <w:rFonts w:ascii="맑은 고딕" w:hAnsi="맑은 고딕" w:eastAsia="맑은 고딕"/>
+                <w:sz w:val="17"/>
+              </w:rPr>
+              <w:t>if 조건문으로 열거</w:t>
+            </w:r>
+          </w:p>
+        </w:tc>
+        <w:tc>
+          <w:tcPr>
+            <w:tcW w:type="dxa" w:w="5046"/>
+            <w:tcBorders>
+              <w:top w:val="single" w:sz="6" w:color="D9E1EA"/>
+              <w:left w:val="single" w:sz="6" w:color="D9E1EA"/>
+              <w:bottom w:val="single" w:sz="6" w:color="D9E1EA"/>
+              <w:right w:val="single" w:sz="6" w:color="D9E1EA"/>
+              <w:insideH w:val="single" w:sz="6" w:color="D9E1EA"/>
+              <w:insideV w:val="single" w:sz="6" w:color="D9E1EA"/>
+            </w:tcBorders>
+            <w:vAlign w:val="center"/>
+          </w:tcPr>
+          <w:p>
+            <w:pPr>
+              <w:spacing w:after="40" w:line="259" w:lineRule="auto"/>
+              <w:jc w:val="left"/>
+            </w:pPr>
+            <w:r>
+              <w:rPr>
+                <w:rFonts w:ascii="맑은 고딕" w:hAnsi="맑은 고딕" w:eastAsia="맑은 고딕"/>
+                <w:sz w:val="17"/>
+              </w:rPr>
+              <w:t>Agent가 후보 2~3개를 만들고 평가해 하나를 고름</w:t>
+            </w:r>
+          </w:p>
+        </w:tc>
+      </w:tr>
+      <w:tr>
+        <w:tc>
+          <w:tcPr>
+            <w:tcW w:type="dxa" w:w="1474"/>
+            <w:tcBorders>
+              <w:top w:val="single" w:sz="6" w:color="D9E1EA"/>
+              <w:left w:val="single" w:sz="6" w:color="D9E1EA"/>
+              <w:bottom w:val="single" w:sz="6" w:color="D9E1EA"/>
+              <w:right w:val="single" w:sz="6" w:color="D9E1EA"/>
+              <w:insideH w:val="single" w:sz="6" w:color="D9E1EA"/>
+              <w:insideV w:val="single" w:sz="6" w:color="D9E1EA"/>
+            </w:tcBorders>
+            <w:shd w:fill="F6F8FB"/>
+            <w:vAlign w:val="center"/>
+          </w:tcPr>
+          <w:p>
+            <w:pPr>
+              <w:spacing w:after="40" w:line="259" w:lineRule="auto"/>
+              <w:jc w:val="center"/>
+            </w:pPr>
+            <w:r>
+              <w:rPr>
+                <w:rFonts w:ascii="맑은 고딕" w:hAnsi="맑은 고딕" w:eastAsia="맑은 고딕"/>
+                <w:sz w:val="17"/>
+              </w:rPr>
+              <w:t>틀렸을 때</w:t>
+            </w:r>
+          </w:p>
+        </w:tc>
+        <w:tc>
+          <w:tcPr>
+            <w:tcW w:type="dxa" w:w="3175"/>
+            <w:tcBorders>
+              <w:top w:val="single" w:sz="6" w:color="D9E1EA"/>
+              <w:left w:val="single" w:sz="6" w:color="D9E1EA"/>
+              <w:bottom w:val="single" w:sz="6" w:color="D9E1EA"/>
+              <w:right w:val="single" w:sz="6" w:color="D9E1EA"/>
+              <w:insideH w:val="single" w:sz="6" w:color="D9E1EA"/>
+              <w:insideV w:val="single" w:sz="6" w:color="D9E1EA"/>
+            </w:tcBorders>
+            <w:shd w:fill="F6F8FB"/>
+            <w:vAlign w:val="center"/>
+          </w:tcPr>
+          <w:p>
+            <w:pPr>
+              <w:spacing w:after="40" w:line="259" w:lineRule="auto"/>
+              <w:jc w:val="left"/>
+            </w:pPr>
+            <w:r>
+              <w:rPr>
+                <w:rFonts w:ascii="맑은 고딕" w:hAnsi="맑은 고딕" w:eastAsia="맑은 고딕"/>
+                <w:sz w:val="17"/>
+              </w:rPr>
+              <w:t>그대로 실행</w:t>
+            </w:r>
+          </w:p>
+        </w:tc>
+        <w:tc>
+          <w:tcPr>
+            <w:tcW w:type="dxa" w:w="5046"/>
+            <w:tcBorders>
+              <w:top w:val="single" w:sz="6" w:color="D9E1EA"/>
+              <w:left w:val="single" w:sz="6" w:color="D9E1EA"/>
+              <w:bottom w:val="single" w:sz="6" w:color="D9E1EA"/>
+              <w:right w:val="single" w:sz="6" w:color="D9E1EA"/>
+              <w:insideH w:val="single" w:sz="6" w:color="D9E1EA"/>
+              <w:insideV w:val="single" w:sz="6" w:color="D9E1EA"/>
+            </w:tcBorders>
+            <w:shd w:fill="F6F8FB"/>
+            <w:vAlign w:val="center"/>
+          </w:tcPr>
+          <w:p>
+            <w:pPr>
+              <w:spacing w:after="40" w:line="259" w:lineRule="auto"/>
+              <w:jc w:val="left"/>
+            </w:pPr>
+            <w:r>
+              <w:rPr>
+                <w:rFonts w:ascii="맑은 고딕" w:hAnsi="맑은 고딕" w:eastAsia="맑은 고딕"/>
+                <w:sz w:val="17"/>
+              </w:rPr>
+              <w:t>확신이 낮으면 검색어를 바꿔 한 번 다시 판단</w:t>
+            </w:r>
+          </w:p>
+        </w:tc>
+      </w:tr>
+      <w:tr>
+        <w:tc>
+          <w:tcPr>
+            <w:tcW w:type="dxa" w:w="1474"/>
+            <w:tcBorders>
+              <w:top w:val="single" w:sz="6" w:color="D9E1EA"/>
+              <w:left w:val="single" w:sz="6" w:color="D9E1EA"/>
+              <w:bottom w:val="single" w:sz="6" w:color="D9E1EA"/>
+              <w:right w:val="single" w:sz="6" w:color="D9E1EA"/>
+              <w:insideH w:val="single" w:sz="6" w:color="D9E1EA"/>
+              <w:insideV w:val="single" w:sz="6" w:color="D9E1EA"/>
+            </w:tcBorders>
+            <w:vAlign w:val="center"/>
+          </w:tcPr>
+          <w:p>
+            <w:pPr>
+              <w:spacing w:after="40" w:line="259" w:lineRule="auto"/>
+              <w:jc w:val="center"/>
+            </w:pPr>
+            <w:r>
+              <w:rPr>
+                <w:rFonts w:ascii="맑은 고딕" w:hAnsi="맑은 고딕" w:eastAsia="맑은 고딕"/>
+                <w:sz w:val="17"/>
+              </w:rPr>
+              <w:t>안전</w:t>
+            </w:r>
+          </w:p>
+        </w:tc>
+        <w:tc>
+          <w:tcPr>
+            <w:tcW w:type="dxa" w:w="3175"/>
+            <w:tcBorders>
+              <w:top w:val="single" w:sz="6" w:color="D9E1EA"/>
+              <w:left w:val="single" w:sz="6" w:color="D9E1EA"/>
+              <w:bottom w:val="single" w:sz="6" w:color="D9E1EA"/>
+              <w:right w:val="single" w:sz="6" w:color="D9E1EA"/>
+              <w:insideH w:val="single" w:sz="6" w:color="D9E1EA"/>
+              <w:insideV w:val="single" w:sz="6" w:color="D9E1EA"/>
+            </w:tcBorders>
+            <w:vAlign w:val="center"/>
+          </w:tcPr>
+          <w:p>
+            <w:pPr>
+              <w:spacing w:after="40" w:line="259" w:lineRule="auto"/>
+              <w:jc w:val="left"/>
+            </w:pPr>
+            <w:r>
+              <w:rPr>
+                <w:rFonts w:ascii="맑은 고딕" w:hAnsi="맑은 고딕" w:eastAsia="맑은 고딕"/>
+                <w:sz w:val="17"/>
+              </w:rPr>
+              <w:t>코드가 곧 정책</w:t>
+            </w:r>
+          </w:p>
+        </w:tc>
+        <w:tc>
+          <w:tcPr>
+            <w:tcW w:type="dxa" w:w="5046"/>
+            <w:tcBorders>
+              <w:top w:val="single" w:sz="6" w:color="D9E1EA"/>
+              <w:left w:val="single" w:sz="6" w:color="D9E1EA"/>
+              <w:bottom w:val="single" w:sz="6" w:color="D9E1EA"/>
+              <w:right w:val="single" w:sz="6" w:color="D9E1EA"/>
+              <w:insideH w:val="single" w:sz="6" w:color="D9E1EA"/>
+              <w:insideV w:val="single" w:sz="6" w:color="D9E1EA"/>
+            </w:tcBorders>
+            <w:vAlign w:val="center"/>
+          </w:tcPr>
+          <w:p>
+            <w:pPr>
+              <w:spacing w:after="40" w:line="259" w:lineRule="auto"/>
+              <w:jc w:val="left"/>
+            </w:pPr>
+            <w:r>
+              <w:rPr>
+                <w:rFonts w:ascii="맑은 고딕" w:hAnsi="맑은 고딕" w:eastAsia="맑은 고딕"/>
+                <w:sz w:val="17"/>
+              </w:rPr>
+              <w:t>Agent 제안을 Python Guard가 따로 검증하고 위험하면 사용자에게</w:t>
+            </w:r>
+          </w:p>
+        </w:tc>
+      </w:tr>
+    </w:tbl>
+    <w:p>
+      <w:pPr>
+        <w:spacing w:after="40"/>
+      </w:pPr>
+    </w:p>
+    <w:p>
+      <w:pPr>
+        <w:spacing w:after="120" w:line="283" w:lineRule="auto"/>
+      </w:pPr>
+      <w:r>
+        <w:rPr>
+          <w:rFonts w:ascii="맑은 고딕" w:hAnsi="맑은 고딕" w:eastAsia="맑은 고딕"/>
+        </w:rPr>
+        <w:t>같은 Thread에 활성 Task가 정확히 하나면 규칙이 바로 연결하고 검색도 Agent 호출도 하지 않습니다. 반대로 다른 Thread에서 표현이 바뀐 후속 메일이 오면 검색과 Agent 판단이 돌아갑니다. 같은 프로그램인데 입력에 따라 호출 자체가 달라지는 것, 이것이 고정 Workflow와의 차이입니다.</w:t>
+      </w:r>
+    </w:p>
+    <w:p>
+      <w:pPr>
+        <w:pStyle w:val="Heading2"/>
+      </w:pPr>
+      <w:r>
+        <w:t>5.1 세 용어의 쉬운 뜻</w:t>
+      </w:r>
+    </w:p>
+    <w:tbl>
+      <w:tblPr>
+        <w:tblW w:type="auto" w:w="0"/>
+        <w:jc w:val="center"/>
+        <w:tblLayout w:type="fixed"/>
+        <w:tblLook w:firstColumn="1" w:firstRow="1" w:lastColumn="0" w:lastRow="0" w:noHBand="0" w:noVBand="1" w:val="04A0"/>
+      </w:tblPr>
+      <w:tblGrid>
+        <w:gridCol w:w="3324"/>
+        <w:gridCol w:w="3324"/>
+        <w:gridCol w:w="3324"/>
+      </w:tblGrid>
+      <w:tr>
+        <w:tc>
+          <w:tcPr>
+            <w:tcW w:type="dxa" w:w="1474"/>
+            <w:shd w:fill="173B67"/>
+            <w:tcBorders>
+              <w:top w:val="single" w:sz="6" w:color="D9E1EA"/>
+              <w:left w:val="single" w:sz="6" w:color="D9E1EA"/>
+              <w:bottom w:val="single" w:sz="6" w:color="D9E1EA"/>
+              <w:right w:val="single" w:sz="6" w:color="D9E1EA"/>
+              <w:insideH w:val="single" w:sz="6" w:color="D9E1EA"/>
+              <w:insideV w:val="single" w:sz="6" w:color="D9E1EA"/>
+            </w:tcBorders>
+            <w:vAlign w:val="center"/>
+          </w:tcPr>
+          <w:p>
+            <w:pPr>
+              <w:jc w:val="center"/>
+            </w:pPr>
+            <w:r>
+              <w:rPr>
+                <w:rFonts w:ascii="맑은 고딕" w:hAnsi="맑은 고딕" w:eastAsia="맑은 고딕"/>
+                <w:b/>
+                <w:color w:val="FFFFFF"/>
+                <w:sz w:val="18"/>
+              </w:rPr>
+              <w:t>용어</w:t>
+            </w:r>
+          </w:p>
+        </w:tc>
+        <w:tc>
+          <w:tcPr>
+            <w:tcW w:type="dxa" w:w="3628"/>
+            <w:shd w:fill="173B67"/>
+            <w:tcBorders>
+              <w:top w:val="single" w:sz="6" w:color="D9E1EA"/>
+              <w:left w:val="single" w:sz="6" w:color="D9E1EA"/>
+              <w:bottom w:val="single" w:sz="6" w:color="D9E1EA"/>
+              <w:right w:val="single" w:sz="6" w:color="D9E1EA"/>
+              <w:insideH w:val="single" w:sz="6" w:color="D9E1EA"/>
+              <w:insideV w:val="single" w:sz="6" w:color="D9E1EA"/>
+            </w:tcBorders>
+            <w:vAlign w:val="center"/>
+          </w:tcPr>
+          <w:p>
+            <w:pPr>
+              <w:jc w:val="center"/>
+            </w:pPr>
+            <w:r>
+              <w:rPr>
+                <w:rFonts w:ascii="맑은 고딕" w:hAnsi="맑은 고딕" w:eastAsia="맑은 고딕"/>
+                <w:b/>
+                <w:color w:val="FFFFFF"/>
+                <w:sz w:val="18"/>
+              </w:rPr>
+              <w:t>쉬운 뜻</w:t>
+            </w:r>
+          </w:p>
+        </w:tc>
+        <w:tc>
+          <w:tcPr>
+            <w:tcW w:type="dxa" w:w="4592"/>
+            <w:shd w:fill="173B67"/>
+            <w:tcBorders>
+              <w:top w:val="single" w:sz="6" w:color="D9E1EA"/>
+              <w:left w:val="single" w:sz="6" w:color="D9E1EA"/>
+              <w:bottom w:val="single" w:sz="6" w:color="D9E1EA"/>
+              <w:right w:val="single" w:sz="6" w:color="D9E1EA"/>
+              <w:insideH w:val="single" w:sz="6" w:color="D9E1EA"/>
+              <w:insideV w:val="single" w:sz="6" w:color="D9E1EA"/>
+            </w:tcBorders>
+            <w:vAlign w:val="center"/>
+          </w:tcPr>
+          <w:p>
+            <w:pPr>
+              <w:jc w:val="center"/>
+            </w:pPr>
+            <w:r>
+              <w:rPr>
+                <w:rFonts w:ascii="맑은 고딕" w:hAnsi="맑은 고딕" w:eastAsia="맑은 고딕"/>
+                <w:b/>
+                <w:color w:val="FFFFFF"/>
+                <w:sz w:val="18"/>
+              </w:rPr>
+              <w:t>이 프로젝트에서 어디에</w:t>
+            </w:r>
+          </w:p>
+        </w:tc>
+      </w:tr>
+      <w:tr>
+        <w:tc>
+          <w:tcPr>
+            <w:tcW w:type="dxa" w:w="1474"/>
+            <w:tcBorders>
+              <w:top w:val="single" w:sz="6" w:color="D9E1EA"/>
+              <w:left w:val="single" w:sz="6" w:color="D9E1EA"/>
+              <w:bottom w:val="single" w:sz="6" w:color="D9E1EA"/>
+              <w:right w:val="single" w:sz="6" w:color="D9E1EA"/>
+              <w:insideH w:val="single" w:sz="6" w:color="D9E1EA"/>
+              <w:insideV w:val="single" w:sz="6" w:color="D9E1EA"/>
+            </w:tcBorders>
+            <w:vAlign w:val="center"/>
+          </w:tcPr>
+          <w:p>
+            <w:pPr>
+              <w:spacing w:after="40" w:line="259" w:lineRule="auto"/>
+              <w:jc w:val="center"/>
+            </w:pPr>
+            <w:r>
+              <w:rPr>
+                <w:rFonts w:ascii="맑은 고딕" w:hAnsi="맑은 고딕" w:eastAsia="맑은 고딕"/>
+                <w:sz w:val="17"/>
+              </w:rPr>
+              <w:t>RAG</w:t>
+            </w:r>
+          </w:p>
+        </w:tc>
+        <w:tc>
+          <w:tcPr>
+            <w:tcW w:type="dxa" w:w="3628"/>
+            <w:tcBorders>
+              <w:top w:val="single" w:sz="6" w:color="D9E1EA"/>
+              <w:left w:val="single" w:sz="6" w:color="D9E1EA"/>
+              <w:bottom w:val="single" w:sz="6" w:color="D9E1EA"/>
+              <w:right w:val="single" w:sz="6" w:color="D9E1EA"/>
+              <w:insideH w:val="single" w:sz="6" w:color="D9E1EA"/>
+              <w:insideV w:val="single" w:sz="6" w:color="D9E1EA"/>
+            </w:tcBorders>
+            <w:vAlign w:val="center"/>
+          </w:tcPr>
+          <w:p>
+            <w:pPr>
+              <w:spacing w:after="40" w:line="259" w:lineRule="auto"/>
+              <w:jc w:val="left"/>
+            </w:pPr>
+            <w:r>
+              <w:rPr>
+                <w:rFonts w:ascii="맑은 고딕" w:hAnsi="맑은 고딕" w:eastAsia="맑은 고딕"/>
+                <w:sz w:val="17"/>
+              </w:rPr>
+              <w:t>답하기 전에 필요한 자료를 먼저 찾아오는 것</w:t>
+            </w:r>
+          </w:p>
+        </w:tc>
+        <w:tc>
+          <w:tcPr>
+            <w:tcW w:type="dxa" w:w="4592"/>
+            <w:tcBorders>
+              <w:top w:val="single" w:sz="6" w:color="D9E1EA"/>
+              <w:left w:val="single" w:sz="6" w:color="D9E1EA"/>
+              <w:bottom w:val="single" w:sz="6" w:color="D9E1EA"/>
+              <w:right w:val="single" w:sz="6" w:color="D9E1EA"/>
+              <w:insideH w:val="single" w:sz="6" w:color="D9E1EA"/>
+              <w:insideV w:val="single" w:sz="6" w:color="D9E1EA"/>
+            </w:tcBorders>
+            <w:vAlign w:val="center"/>
+          </w:tcPr>
+          <w:p>
+            <w:pPr>
+              <w:spacing w:after="40" w:line="259" w:lineRule="auto"/>
+              <w:jc w:val="left"/>
+            </w:pPr>
+            <w:r>
+              <w:rPr>
+                <w:rFonts w:ascii="맑은 고딕" w:hAnsi="맑은 고딕" w:eastAsia="맑은 고딕"/>
+                <w:sz w:val="17"/>
+              </w:rPr>
+              <w:t>M-02. SQLite에서 활성 Task 최근 Mail 3건 History 5건 사용자 결정을 검색</w:t>
+            </w:r>
+          </w:p>
+        </w:tc>
+      </w:tr>
+      <w:tr>
+        <w:tc>
+          <w:tcPr>
+            <w:tcW w:type="dxa" w:w="1474"/>
+            <w:tcBorders>
+              <w:top w:val="single" w:sz="6" w:color="D9E1EA"/>
+              <w:left w:val="single" w:sz="6" w:color="D9E1EA"/>
+              <w:bottom w:val="single" w:sz="6" w:color="D9E1EA"/>
+              <w:right w:val="single" w:sz="6" w:color="D9E1EA"/>
+              <w:insideH w:val="single" w:sz="6" w:color="D9E1EA"/>
+              <w:insideV w:val="single" w:sz="6" w:color="D9E1EA"/>
+            </w:tcBorders>
+            <w:shd w:fill="F6F8FB"/>
+            <w:vAlign w:val="center"/>
+          </w:tcPr>
+          <w:p>
+            <w:pPr>
+              <w:spacing w:after="40" w:line="259" w:lineRule="auto"/>
+              <w:jc w:val="center"/>
+            </w:pPr>
+            <w:r>
+              <w:rPr>
+                <w:rFonts w:ascii="맑은 고딕" w:hAnsi="맑은 고딕" w:eastAsia="맑은 고딕"/>
+                <w:sz w:val="17"/>
+              </w:rPr>
+              <w:t>ReAct</w:t>
+            </w:r>
+          </w:p>
+        </w:tc>
+        <w:tc>
+          <w:tcPr>
+            <w:tcW w:type="dxa" w:w="3628"/>
+            <w:tcBorders>
+              <w:top w:val="single" w:sz="6" w:color="D9E1EA"/>
+              <w:left w:val="single" w:sz="6" w:color="D9E1EA"/>
+              <w:bottom w:val="single" w:sz="6" w:color="D9E1EA"/>
+              <w:right w:val="single" w:sz="6" w:color="D9E1EA"/>
+              <w:insideH w:val="single" w:sz="6" w:color="D9E1EA"/>
+              <w:insideV w:val="single" w:sz="6" w:color="D9E1EA"/>
+            </w:tcBorders>
+            <w:shd w:fill="F6F8FB"/>
+            <w:vAlign w:val="center"/>
+          </w:tcPr>
+          <w:p>
+            <w:pPr>
+              <w:spacing w:after="40" w:line="259" w:lineRule="auto"/>
+              <w:jc w:val="left"/>
+            </w:pPr>
+            <w:r>
+              <w:rPr>
+                <w:rFonts w:ascii="맑은 고딕" w:hAnsi="맑은 고딕" w:eastAsia="맑은 고딕"/>
+                <w:sz w:val="17"/>
+              </w:rPr>
+              <w:t>찾아보고 생각하고 행동하고 결과를 다시 확인하는 순환</w:t>
+            </w:r>
+          </w:p>
+        </w:tc>
+        <w:tc>
+          <w:tcPr>
+            <w:tcW w:type="dxa" w:w="4592"/>
+            <w:tcBorders>
+              <w:top w:val="single" w:sz="6" w:color="D9E1EA"/>
+              <w:left w:val="single" w:sz="6" w:color="D9E1EA"/>
+              <w:bottom w:val="single" w:sz="6" w:color="D9E1EA"/>
+              <w:right w:val="single" w:sz="6" w:color="D9E1EA"/>
+              <w:insideH w:val="single" w:sz="6" w:color="D9E1EA"/>
+              <w:insideV w:val="single" w:sz="6" w:color="D9E1EA"/>
+            </w:tcBorders>
+            <w:shd w:fill="F6F8FB"/>
+            <w:vAlign w:val="center"/>
+          </w:tcPr>
+          <w:p>
+            <w:pPr>
+              <w:spacing w:after="40" w:line="259" w:lineRule="auto"/>
+              <w:jc w:val="left"/>
+            </w:pPr>
+            <w:r>
+              <w:rPr>
+                <w:rFonts w:ascii="맑은 고딕" w:hAnsi="맑은 고딕" w:eastAsia="맑은 고딕"/>
+                <w:sz w:val="17"/>
+              </w:rPr>
+              <w:t>M-02 검색부터 M-04 저장 결과 재조회까지 한 바퀴</w:t>
+            </w:r>
+          </w:p>
+        </w:tc>
+      </w:tr>
+      <w:tr>
+        <w:tc>
+          <w:tcPr>
+            <w:tcW w:type="dxa" w:w="1474"/>
+            <w:tcBorders>
+              <w:top w:val="single" w:sz="6" w:color="D9E1EA"/>
+              <w:left w:val="single" w:sz="6" w:color="D9E1EA"/>
+              <w:bottom w:val="single" w:sz="6" w:color="D9E1EA"/>
+              <w:right w:val="single" w:sz="6" w:color="D9E1EA"/>
+              <w:insideH w:val="single" w:sz="6" w:color="D9E1EA"/>
+              <w:insideV w:val="single" w:sz="6" w:color="D9E1EA"/>
+            </w:tcBorders>
+            <w:vAlign w:val="center"/>
+          </w:tcPr>
+          <w:p>
+            <w:pPr>
+              <w:spacing w:after="40" w:line="259" w:lineRule="auto"/>
+              <w:jc w:val="center"/>
+            </w:pPr>
+            <w:r>
+              <w:rPr>
+                <w:rFonts w:ascii="맑은 고딕" w:hAnsi="맑은 고딕" w:eastAsia="맑은 고딕"/>
+                <w:sz w:val="17"/>
+              </w:rPr>
+              <w:t>Self-Correction</w:t>
+            </w:r>
+          </w:p>
+        </w:tc>
+        <w:tc>
+          <w:tcPr>
+            <w:tcW w:type="dxa" w:w="3628"/>
+            <w:tcBorders>
+              <w:top w:val="single" w:sz="6" w:color="D9E1EA"/>
+              <w:left w:val="single" w:sz="6" w:color="D9E1EA"/>
+              <w:bottom w:val="single" w:sz="6" w:color="D9E1EA"/>
+              <w:right w:val="single" w:sz="6" w:color="D9E1EA"/>
+              <w:insideH w:val="single" w:sz="6" w:color="D9E1EA"/>
+              <w:insideV w:val="single" w:sz="6" w:color="D9E1EA"/>
+            </w:tcBorders>
+            <w:vAlign w:val="center"/>
+          </w:tcPr>
+          <w:p>
+            <w:pPr>
+              <w:spacing w:after="40" w:line="259" w:lineRule="auto"/>
+              <w:jc w:val="left"/>
+            </w:pPr>
+            <w:r>
+              <w:rPr>
+                <w:rFonts w:ascii="맑은 고딕" w:hAnsi="맑은 고딕" w:eastAsia="맑은 고딕"/>
+                <w:sz w:val="17"/>
+              </w:rPr>
+              <w:t>확신이 없을 때 스스로 다시 해보는 것</w:t>
+            </w:r>
+          </w:p>
+        </w:tc>
+        <w:tc>
+          <w:tcPr>
+            <w:tcW w:type="dxa" w:w="4592"/>
+            <w:tcBorders>
+              <w:top w:val="single" w:sz="6" w:color="D9E1EA"/>
+              <w:left w:val="single" w:sz="6" w:color="D9E1EA"/>
+              <w:bottom w:val="single" w:sz="6" w:color="D9E1EA"/>
+              <w:right w:val="single" w:sz="6" w:color="D9E1EA"/>
+              <w:insideH w:val="single" w:sz="6" w:color="D9E1EA"/>
+              <w:insideV w:val="single" w:sz="6" w:color="D9E1EA"/>
+            </w:tcBorders>
+            <w:vAlign w:val="center"/>
+          </w:tcPr>
+          <w:p>
+            <w:pPr>
+              <w:spacing w:after="40" w:line="259" w:lineRule="auto"/>
+              <w:jc w:val="left"/>
+            </w:pPr>
+            <w:r>
+              <w:rPr>
+                <w:rFonts w:ascii="맑은 고딕" w:hAnsi="맑은 고딕" w:eastAsia="맑은 고딕"/>
+                <w:sz w:val="17"/>
+              </w:rPr>
+              <w:t>M-03. Query Rewrite 후 재검색 재판단 최대 1회</w:t>
+            </w:r>
+          </w:p>
+        </w:tc>
+      </w:tr>
+    </w:tbl>
+    <w:p>
+      <w:pPr>
+        <w:spacing w:after="40"/>
+      </w:pPr>
+    </w:p>
+    <w:p>
+      <w:pPr>
+        <w:spacing w:after="120" w:line="283" w:lineRule="auto"/>
+      </w:pPr>
+      <w:r>
+        <w:rPr>
+          <w:rFonts w:ascii="맑은 고딕" w:hAnsi="맑은 고딕" w:eastAsia="맑은 고딕"/>
+        </w:rPr>
+        <w:t>정확한 명칭은 SQLite Task Context RAG와 제한적 ReAct-style Self-Correction입니다. 흐름으로 쓰면 Observe에서 Retrieve로, Reason을 거쳐 Act로, 다시 Observe입니다.</w:t>
+      </w:r>
+    </w:p>
+    <w:p>
+      <w:pPr>
+        <w:spacing w:after="120" w:line="283" w:lineRule="auto"/>
+      </w:pPr>
+      <w:r>
+        <w:rPr>
+          <w:rFonts w:ascii="맑은 고딕" w:hAnsi="맑은 고딕" w:eastAsia="맑은 고딕"/>
+        </w:rPr>
+        <w:t>아닌 것도 분명히 말합니다. Vector DB와 외부 Embedding을 쓰지 않는 Structured Retrieval이고, 단계 수에 제한이 없는 Full ReAct가 아니며, 여러 계획을 넓게 펼치는 Full Tree of Thoughts도 아니고, Agent가 여럿인 Multi-Agent도 아닙니다.</w:t>
+      </w:r>
+    </w:p>
+    <w:p>
+      <w:pPr>
+        <w:pStyle w:val="Heading2"/>
+      </w:pPr>
+      <w:r>
+        <w:t>5.2 M-01부터 M-05까지 어디에 무엇이 있는가</w:t>
+      </w:r>
+    </w:p>
+    <w:tbl>
+      <w:tblPr>
+        <w:tblW w:type="auto" w:w="0"/>
+        <w:jc w:val="center"/>
+        <w:tblLayout w:type="fixed"/>
+        <w:tblLook w:firstColumn="1" w:firstRow="1" w:lastColumn="0" w:lastRow="0" w:noHBand="0" w:noVBand="1" w:val="04A0"/>
+      </w:tblPr>
+      <w:tblGrid>
+        <w:gridCol w:w="3324"/>
+        <w:gridCol w:w="3324"/>
+        <w:gridCol w:w="3324"/>
+      </w:tblGrid>
+      <w:tr>
+        <w:tc>
+          <w:tcPr>
+            <w:tcW w:type="dxa" w:w="907"/>
+            <w:shd w:fill="173B67"/>
+            <w:tcBorders>
+              <w:top w:val="single" w:sz="6" w:color="D9E1EA"/>
+              <w:left w:val="single" w:sz="6" w:color="D9E1EA"/>
+              <w:bottom w:val="single" w:sz="6" w:color="D9E1EA"/>
+              <w:right w:val="single" w:sz="6" w:color="D9E1EA"/>
+              <w:insideH w:val="single" w:sz="6" w:color="D9E1EA"/>
+              <w:insideV w:val="single" w:sz="6" w:color="D9E1EA"/>
+            </w:tcBorders>
+            <w:vAlign w:val="center"/>
+          </w:tcPr>
+          <w:p>
+            <w:pPr>
+              <w:jc w:val="center"/>
+            </w:pPr>
+            <w:r>
+              <w:rPr>
+                <w:rFonts w:ascii="맑은 고딕" w:hAnsi="맑은 고딕" w:eastAsia="맑은 고딕"/>
+                <w:b/>
+                <w:color w:val="FFFFFF"/>
+                <w:sz w:val="18"/>
+              </w:rPr>
+              <w:t>Node</w:t>
+            </w:r>
+          </w:p>
+        </w:tc>
+        <w:tc>
+          <w:tcPr>
+            <w:tcW w:type="dxa" w:w="4535"/>
+            <w:shd w:fill="173B67"/>
+            <w:tcBorders>
+              <w:top w:val="single" w:sz="6" w:color="D9E1EA"/>
+              <w:left w:val="single" w:sz="6" w:color="D9E1EA"/>
+              <w:bottom w:val="single" w:sz="6" w:color="D9E1EA"/>
+              <w:right w:val="single" w:sz="6" w:color="D9E1EA"/>
+              <w:insideH w:val="single" w:sz="6" w:color="D9E1EA"/>
+              <w:insideV w:val="single" w:sz="6" w:color="D9E1EA"/>
+            </w:tcBorders>
+            <w:vAlign w:val="center"/>
+          </w:tcPr>
+          <w:p>
+            <w:pPr>
+              <w:jc w:val="center"/>
+            </w:pPr>
+            <w:r>
+              <w:rPr>
+                <w:rFonts w:ascii="맑은 고딕" w:hAnsi="맑은 고딕" w:eastAsia="맑은 고딕"/>
+                <w:b/>
+                <w:color w:val="FFFFFF"/>
+                <w:sz w:val="18"/>
+              </w:rPr>
+              <w:t>이 단계의 성격</w:t>
+            </w:r>
+          </w:p>
+        </w:tc>
+        <w:tc>
+          <w:tcPr>
+            <w:tcW w:type="dxa" w:w="4252"/>
+            <w:shd w:fill="173B67"/>
+            <w:tcBorders>
+              <w:top w:val="single" w:sz="6" w:color="D9E1EA"/>
+              <w:left w:val="single" w:sz="6" w:color="D9E1EA"/>
+              <w:bottom w:val="single" w:sz="6" w:color="D9E1EA"/>
+              <w:right w:val="single" w:sz="6" w:color="D9E1EA"/>
+              <w:insideH w:val="single" w:sz="6" w:color="D9E1EA"/>
+              <w:insideV w:val="single" w:sz="6" w:color="D9E1EA"/>
+            </w:tcBorders>
+            <w:vAlign w:val="center"/>
+          </w:tcPr>
+          <w:p>
+            <w:pPr>
+              <w:jc w:val="center"/>
+            </w:pPr>
+            <w:r>
+              <w:rPr>
+                <w:rFonts w:ascii="맑은 고딕" w:hAnsi="맑은 고딕" w:eastAsia="맑은 고딕"/>
+                <w:b/>
+                <w:color w:val="FFFFFF"/>
+                <w:sz w:val="18"/>
+              </w:rPr>
+              <w:t>누가 결정하는가</w:t>
+            </w:r>
+          </w:p>
+        </w:tc>
+      </w:tr>
+      <w:tr>
+        <w:tc>
+          <w:tcPr>
+            <w:tcW w:type="dxa" w:w="907"/>
+            <w:tcBorders>
+              <w:top w:val="single" w:sz="6" w:color="D9E1EA"/>
+              <w:left w:val="single" w:sz="6" w:color="D9E1EA"/>
+              <w:bottom w:val="single" w:sz="6" w:color="D9E1EA"/>
+              <w:right w:val="single" w:sz="6" w:color="D9E1EA"/>
+              <w:insideH w:val="single" w:sz="6" w:color="D9E1EA"/>
+              <w:insideV w:val="single" w:sz="6" w:color="D9E1EA"/>
+            </w:tcBorders>
+            <w:vAlign w:val="center"/>
+          </w:tcPr>
+          <w:p>
+            <w:pPr>
+              <w:spacing w:after="40" w:line="259" w:lineRule="auto"/>
+              <w:jc w:val="center"/>
+            </w:pPr>
+            <w:r>
+              <w:rPr>
+                <w:rFonts w:ascii="맑은 고딕" w:hAnsi="맑은 고딕" w:eastAsia="맑은 고딕"/>
+                <w:sz w:val="17"/>
+              </w:rPr>
+              <w:t>M-01</w:t>
+            </w:r>
+          </w:p>
+        </w:tc>
+        <w:tc>
+          <w:tcPr>
+            <w:tcW w:type="dxa" w:w="4535"/>
+            <w:tcBorders>
+              <w:top w:val="single" w:sz="6" w:color="D9E1EA"/>
+              <w:left w:val="single" w:sz="6" w:color="D9E1EA"/>
+              <w:bottom w:val="single" w:sz="6" w:color="D9E1EA"/>
+              <w:right w:val="single" w:sz="6" w:color="D9E1EA"/>
+              <w:insideH w:val="single" w:sz="6" w:color="D9E1EA"/>
+              <w:insideV w:val="single" w:sz="6" w:color="D9E1EA"/>
+            </w:tcBorders>
+            <w:vAlign w:val="center"/>
+          </w:tcPr>
+          <w:p>
+            <w:pPr>
+              <w:spacing w:after="40" w:line="259" w:lineRule="auto"/>
+              <w:jc w:val="left"/>
+            </w:pPr>
+            <w:r>
+              <w:rPr>
+                <w:rFonts w:ascii="맑은 고딕" w:hAnsi="맑은 고딕" w:eastAsia="맑은 고딕"/>
+                <w:sz w:val="17"/>
+              </w:rPr>
+              <w:t>Observe. 메일 의미를 구조화</w:t>
+            </w:r>
+          </w:p>
+        </w:tc>
+        <w:tc>
+          <w:tcPr>
+            <w:tcW w:type="dxa" w:w="4252"/>
+            <w:tcBorders>
+              <w:top w:val="single" w:sz="6" w:color="D9E1EA"/>
+              <w:left w:val="single" w:sz="6" w:color="D9E1EA"/>
+              <w:bottom w:val="single" w:sz="6" w:color="D9E1EA"/>
+              <w:right w:val="single" w:sz="6" w:color="D9E1EA"/>
+              <w:insideH w:val="single" w:sz="6" w:color="D9E1EA"/>
+              <w:insideV w:val="single" w:sz="6" w:color="D9E1EA"/>
+            </w:tcBorders>
+            <w:vAlign w:val="center"/>
+          </w:tcPr>
+          <w:p>
+            <w:pPr>
+              <w:spacing w:after="40" w:line="259" w:lineRule="auto"/>
+              <w:jc w:val="left"/>
+            </w:pPr>
+            <w:r>
+              <w:rPr>
+                <w:rFonts w:ascii="맑은 고딕" w:hAnsi="맑은 고딕" w:eastAsia="맑은 고딕"/>
+                <w:sz w:val="17"/>
+              </w:rPr>
+              <w:t>LLM</w:t>
+            </w:r>
+          </w:p>
+        </w:tc>
+      </w:tr>
+      <w:tr>
+        <w:tc>
+          <w:tcPr>
+            <w:tcW w:type="dxa" w:w="907"/>
+            <w:tcBorders>
+              <w:top w:val="single" w:sz="6" w:color="D9E1EA"/>
+              <w:left w:val="single" w:sz="6" w:color="D9E1EA"/>
+              <w:bottom w:val="single" w:sz="6" w:color="D9E1EA"/>
+              <w:right w:val="single" w:sz="6" w:color="D9E1EA"/>
+              <w:insideH w:val="single" w:sz="6" w:color="D9E1EA"/>
+              <w:insideV w:val="single" w:sz="6" w:color="D9E1EA"/>
+            </w:tcBorders>
+            <w:shd w:fill="F6F8FB"/>
+            <w:vAlign w:val="center"/>
+          </w:tcPr>
+          <w:p>
+            <w:pPr>
+              <w:spacing w:after="40" w:line="259" w:lineRule="auto"/>
+              <w:jc w:val="center"/>
+            </w:pPr>
+            <w:r>
+              <w:rPr>
+                <w:rFonts w:ascii="맑은 고딕" w:hAnsi="맑은 고딕" w:eastAsia="맑은 고딕"/>
+                <w:sz w:val="17"/>
+              </w:rPr>
+              <w:t>M-02</w:t>
+            </w:r>
+          </w:p>
+        </w:tc>
+        <w:tc>
+          <w:tcPr>
+            <w:tcW w:type="dxa" w:w="4535"/>
+            <w:tcBorders>
+              <w:top w:val="single" w:sz="6" w:color="D9E1EA"/>
+              <w:left w:val="single" w:sz="6" w:color="D9E1EA"/>
+              <w:bottom w:val="single" w:sz="6" w:color="D9E1EA"/>
+              <w:right w:val="single" w:sz="6" w:color="D9E1EA"/>
+              <w:insideH w:val="single" w:sz="6" w:color="D9E1EA"/>
+              <w:insideV w:val="single" w:sz="6" w:color="D9E1EA"/>
+            </w:tcBorders>
+            <w:shd w:fill="F6F8FB"/>
+            <w:vAlign w:val="center"/>
+          </w:tcPr>
+          <w:p>
+            <w:pPr>
+              <w:spacing w:after="40" w:line="259" w:lineRule="auto"/>
+              <w:jc w:val="left"/>
+            </w:pPr>
+            <w:r>
+              <w:rPr>
+                <w:rFonts w:ascii="맑은 고딕" w:hAnsi="맑은 고딕" w:eastAsia="맑은 고딕"/>
+                <w:sz w:val="17"/>
+              </w:rPr>
+              <w:t>Retrieve. Task Context RAG 검색</w:t>
+            </w:r>
+          </w:p>
+        </w:tc>
+        <w:tc>
+          <w:tcPr>
+            <w:tcW w:type="dxa" w:w="4252"/>
+            <w:tcBorders>
+              <w:top w:val="single" w:sz="6" w:color="D9E1EA"/>
+              <w:left w:val="single" w:sz="6" w:color="D9E1EA"/>
+              <w:bottom w:val="single" w:sz="6" w:color="D9E1EA"/>
+              <w:right w:val="single" w:sz="6" w:color="D9E1EA"/>
+              <w:insideH w:val="single" w:sz="6" w:color="D9E1EA"/>
+              <w:insideV w:val="single" w:sz="6" w:color="D9E1EA"/>
+            </w:tcBorders>
+            <w:shd w:fill="F6F8FB"/>
+            <w:vAlign w:val="center"/>
+          </w:tcPr>
+          <w:p>
+            <w:pPr>
+              <w:spacing w:after="40" w:line="259" w:lineRule="auto"/>
+              <w:jc w:val="left"/>
+            </w:pPr>
+            <w:r>
+              <w:rPr>
+                <w:rFonts w:ascii="맑은 고딕" w:hAnsi="맑은 고딕" w:eastAsia="맑은 고딕"/>
+                <w:sz w:val="17"/>
+              </w:rPr>
+              <w:t>Python 질의 + DB</w:t>
+            </w:r>
+          </w:p>
+        </w:tc>
+      </w:tr>
+      <w:tr>
+        <w:tc>
+          <w:tcPr>
+            <w:tcW w:type="dxa" w:w="907"/>
+            <w:tcBorders>
+              <w:top w:val="single" w:sz="6" w:color="D9E1EA"/>
+              <w:left w:val="single" w:sz="6" w:color="D9E1EA"/>
+              <w:bottom w:val="single" w:sz="6" w:color="D9E1EA"/>
+              <w:right w:val="single" w:sz="6" w:color="D9E1EA"/>
+              <w:insideH w:val="single" w:sz="6" w:color="D9E1EA"/>
+              <w:insideV w:val="single" w:sz="6" w:color="D9E1EA"/>
+            </w:tcBorders>
+            <w:vAlign w:val="center"/>
+          </w:tcPr>
+          <w:p>
+            <w:pPr>
+              <w:spacing w:after="40" w:line="259" w:lineRule="auto"/>
+              <w:jc w:val="center"/>
+            </w:pPr>
+            <w:r>
+              <w:rPr>
+                <w:rFonts w:ascii="맑은 고딕" w:hAnsi="맑은 고딕" w:eastAsia="맑은 고딕"/>
+                <w:sz w:val="17"/>
+              </w:rPr>
+              <w:t>M-03</w:t>
+            </w:r>
+          </w:p>
+        </w:tc>
+        <w:tc>
+          <w:tcPr>
+            <w:tcW w:type="dxa" w:w="4535"/>
+            <w:tcBorders>
+              <w:top w:val="single" w:sz="6" w:color="D9E1EA"/>
+              <w:left w:val="single" w:sz="6" w:color="D9E1EA"/>
+              <w:bottom w:val="single" w:sz="6" w:color="D9E1EA"/>
+              <w:right w:val="single" w:sz="6" w:color="D9E1EA"/>
+              <w:insideH w:val="single" w:sz="6" w:color="D9E1EA"/>
+              <w:insideV w:val="single" w:sz="6" w:color="D9E1EA"/>
+            </w:tcBorders>
+            <w:vAlign w:val="center"/>
+          </w:tcPr>
+          <w:p>
+            <w:pPr>
+              <w:spacing w:after="40" w:line="259" w:lineRule="auto"/>
+              <w:jc w:val="left"/>
+            </w:pPr>
+            <w:r>
+              <w:rPr>
+                <w:rFonts w:ascii="맑은 고딕" w:hAnsi="맑은 고딕" w:eastAsia="맑은 고딕"/>
+                <w:sz w:val="17"/>
+              </w:rPr>
+              <w:t>Reason. 후보 생성 평가 선택, 필요하면 Self-Correction</w:t>
+            </w:r>
+          </w:p>
+        </w:tc>
+        <w:tc>
+          <w:tcPr>
+            <w:tcW w:type="dxa" w:w="4252"/>
+            <w:tcBorders>
+              <w:top w:val="single" w:sz="6" w:color="D9E1EA"/>
+              <w:left w:val="single" w:sz="6" w:color="D9E1EA"/>
+              <w:bottom w:val="single" w:sz="6" w:color="D9E1EA"/>
+              <w:right w:val="single" w:sz="6" w:color="D9E1EA"/>
+              <w:insideH w:val="single" w:sz="6" w:color="D9E1EA"/>
+              <w:insideV w:val="single" w:sz="6" w:color="D9E1EA"/>
+            </w:tcBorders>
+            <w:vAlign w:val="center"/>
+          </w:tcPr>
+          <w:p>
+            <w:pPr>
+              <w:spacing w:after="40" w:line="259" w:lineRule="auto"/>
+              <w:jc w:val="left"/>
+            </w:pPr>
+            <w:r>
+              <w:rPr>
+                <w:rFonts w:ascii="맑은 고딕" w:hAnsi="맑은 고딕" w:eastAsia="맑은 고딕"/>
+                <w:sz w:val="17"/>
+              </w:rPr>
+              <w:t>LLM 두 번 호출</w:t>
+            </w:r>
+          </w:p>
+        </w:tc>
+      </w:tr>
+      <w:tr>
+        <w:tc>
+          <w:tcPr>
+            <w:tcW w:type="dxa" w:w="907"/>
+            <w:tcBorders>
+              <w:top w:val="single" w:sz="6" w:color="D9E1EA"/>
+              <w:left w:val="single" w:sz="6" w:color="D9E1EA"/>
+              <w:bottom w:val="single" w:sz="6" w:color="D9E1EA"/>
+              <w:right w:val="single" w:sz="6" w:color="D9E1EA"/>
+              <w:insideH w:val="single" w:sz="6" w:color="D9E1EA"/>
+              <w:insideV w:val="single" w:sz="6" w:color="D9E1EA"/>
+            </w:tcBorders>
+            <w:shd w:fill="F6F8FB"/>
+            <w:vAlign w:val="center"/>
+          </w:tcPr>
+          <w:p>
+            <w:pPr>
+              <w:spacing w:after="40" w:line="259" w:lineRule="auto"/>
+              <w:jc w:val="center"/>
+            </w:pPr>
+            <w:r>
+              <w:rPr>
+                <w:rFonts w:ascii="맑은 고딕" w:hAnsi="맑은 고딕" w:eastAsia="맑은 고딕"/>
+                <w:sz w:val="17"/>
+              </w:rPr>
+              <w:t>Guard</w:t>
+            </w:r>
+          </w:p>
+        </w:tc>
+        <w:tc>
+          <w:tcPr>
+            <w:tcW w:type="dxa" w:w="4535"/>
+            <w:tcBorders>
+              <w:top w:val="single" w:sz="6" w:color="D9E1EA"/>
+              <w:left w:val="single" w:sz="6" w:color="D9E1EA"/>
+              <w:bottom w:val="single" w:sz="6" w:color="D9E1EA"/>
+              <w:right w:val="single" w:sz="6" w:color="D9E1EA"/>
+              <w:insideH w:val="single" w:sz="6" w:color="D9E1EA"/>
+              <w:insideV w:val="single" w:sz="6" w:color="D9E1EA"/>
+            </w:tcBorders>
+            <w:shd w:fill="F6F8FB"/>
+            <w:vAlign w:val="center"/>
+          </w:tcPr>
+          <w:p>
+            <w:pPr>
+              <w:spacing w:after="40" w:line="259" w:lineRule="auto"/>
+              <w:jc w:val="left"/>
+            </w:pPr>
+            <w:r>
+              <w:rPr>
+                <w:rFonts w:ascii="맑은 고딕" w:hAnsi="맑은 고딕" w:eastAsia="맑은 고딕"/>
+                <w:sz w:val="17"/>
+              </w:rPr>
+              <w:t>실행해도 되는지 검증</w:t>
+            </w:r>
+          </w:p>
+        </w:tc>
+        <w:tc>
+          <w:tcPr>
+            <w:tcW w:type="dxa" w:w="4252"/>
+            <w:tcBorders>
+              <w:top w:val="single" w:sz="6" w:color="D9E1EA"/>
+              <w:left w:val="single" w:sz="6" w:color="D9E1EA"/>
+              <w:bottom w:val="single" w:sz="6" w:color="D9E1EA"/>
+              <w:right w:val="single" w:sz="6" w:color="D9E1EA"/>
+              <w:insideH w:val="single" w:sz="6" w:color="D9E1EA"/>
+              <w:insideV w:val="single" w:sz="6" w:color="D9E1EA"/>
+            </w:tcBorders>
+            <w:shd w:fill="F6F8FB"/>
+            <w:vAlign w:val="center"/>
+          </w:tcPr>
+          <w:p>
+            <w:pPr>
+              <w:spacing w:after="40" w:line="259" w:lineRule="auto"/>
+              <w:jc w:val="left"/>
+            </w:pPr>
+            <w:r>
+              <w:rPr>
+                <w:rFonts w:ascii="맑은 고딕" w:hAnsi="맑은 고딕" w:eastAsia="맑은 고딕"/>
+                <w:sz w:val="17"/>
+              </w:rPr>
+              <w:t>Python</w:t>
+            </w:r>
+          </w:p>
+        </w:tc>
+      </w:tr>
+      <w:tr>
+        <w:tc>
+          <w:tcPr>
+            <w:tcW w:type="dxa" w:w="907"/>
+            <w:tcBorders>
+              <w:top w:val="single" w:sz="6" w:color="D9E1EA"/>
+              <w:left w:val="single" w:sz="6" w:color="D9E1EA"/>
+              <w:bottom w:val="single" w:sz="6" w:color="D9E1EA"/>
+              <w:right w:val="single" w:sz="6" w:color="D9E1EA"/>
+              <w:insideH w:val="single" w:sz="6" w:color="D9E1EA"/>
+              <w:insideV w:val="single" w:sz="6" w:color="D9E1EA"/>
+            </w:tcBorders>
+            <w:vAlign w:val="center"/>
+          </w:tcPr>
+          <w:p>
+            <w:pPr>
+              <w:spacing w:after="40" w:line="259" w:lineRule="auto"/>
+              <w:jc w:val="center"/>
+            </w:pPr>
+            <w:r>
+              <w:rPr>
+                <w:rFonts w:ascii="맑은 고딕" w:hAnsi="맑은 고딕" w:eastAsia="맑은 고딕"/>
+                <w:sz w:val="17"/>
+              </w:rPr>
+              <w:t>M-04</w:t>
+            </w:r>
+          </w:p>
+        </w:tc>
+        <w:tc>
+          <w:tcPr>
+            <w:tcW w:type="dxa" w:w="4535"/>
+            <w:tcBorders>
+              <w:top w:val="single" w:sz="6" w:color="D9E1EA"/>
+              <w:left w:val="single" w:sz="6" w:color="D9E1EA"/>
+              <w:bottom w:val="single" w:sz="6" w:color="D9E1EA"/>
+              <w:right w:val="single" w:sz="6" w:color="D9E1EA"/>
+              <w:insideH w:val="single" w:sz="6" w:color="D9E1EA"/>
+              <w:insideV w:val="single" w:sz="6" w:color="D9E1EA"/>
+            </w:tcBorders>
+            <w:vAlign w:val="center"/>
+          </w:tcPr>
+          <w:p>
+            <w:pPr>
+              <w:spacing w:after="40" w:line="259" w:lineRule="auto"/>
+              <w:jc w:val="left"/>
+            </w:pPr>
+            <w:r>
+              <w:rPr>
+                <w:rFonts w:ascii="맑은 고딕" w:hAnsi="맑은 고딕" w:eastAsia="맑은 고딕"/>
+                <w:sz w:val="17"/>
+              </w:rPr>
+              <w:t>Act와 Observe. 저장하고 저장 결과를 다시 읽음</w:t>
+            </w:r>
+          </w:p>
+        </w:tc>
+        <w:tc>
+          <w:tcPr>
+            <w:tcW w:type="dxa" w:w="4252"/>
+            <w:tcBorders>
+              <w:top w:val="single" w:sz="6" w:color="D9E1EA"/>
+              <w:left w:val="single" w:sz="6" w:color="D9E1EA"/>
+              <w:bottom w:val="single" w:sz="6" w:color="D9E1EA"/>
+              <w:right w:val="single" w:sz="6" w:color="D9E1EA"/>
+              <w:insideH w:val="single" w:sz="6" w:color="D9E1EA"/>
+              <w:insideV w:val="single" w:sz="6" w:color="D9E1EA"/>
+            </w:tcBorders>
+            <w:vAlign w:val="center"/>
+          </w:tcPr>
+          <w:p>
+            <w:pPr>
+              <w:spacing w:after="40" w:line="259" w:lineRule="auto"/>
+              <w:jc w:val="left"/>
+            </w:pPr>
+            <w:r>
+              <w:rPr>
+                <w:rFonts w:ascii="맑은 고딕" w:hAnsi="맑은 고딕" w:eastAsia="맑은 고딕"/>
+                <w:sz w:val="17"/>
+              </w:rPr>
+              <w:t>Python + DB</w:t>
+            </w:r>
+          </w:p>
+        </w:tc>
+      </w:tr>
+      <w:tr>
+        <w:tc>
+          <w:tcPr>
+            <w:tcW w:type="dxa" w:w="907"/>
+            <w:tcBorders>
+              <w:top w:val="single" w:sz="6" w:color="D9E1EA"/>
+              <w:left w:val="single" w:sz="6" w:color="D9E1EA"/>
+              <w:bottom w:val="single" w:sz="6" w:color="D9E1EA"/>
+              <w:right w:val="single" w:sz="6" w:color="D9E1EA"/>
+              <w:insideH w:val="single" w:sz="6" w:color="D9E1EA"/>
+              <w:insideV w:val="single" w:sz="6" w:color="D9E1EA"/>
+            </w:tcBorders>
+            <w:shd w:fill="F6F8FB"/>
+            <w:vAlign w:val="center"/>
+          </w:tcPr>
+          <w:p>
+            <w:pPr>
+              <w:spacing w:after="40" w:line="259" w:lineRule="auto"/>
+              <w:jc w:val="center"/>
+            </w:pPr>
+            <w:r>
+              <w:rPr>
+                <w:rFonts w:ascii="맑은 고딕" w:hAnsi="맑은 고딕" w:eastAsia="맑은 고딕"/>
+                <w:sz w:val="17"/>
+              </w:rPr>
+              <w:t>M-05</w:t>
+            </w:r>
+          </w:p>
+        </w:tc>
+        <w:tc>
+          <w:tcPr>
+            <w:tcW w:type="dxa" w:w="4535"/>
+            <w:tcBorders>
+              <w:top w:val="single" w:sz="6" w:color="D9E1EA"/>
+              <w:left w:val="single" w:sz="6" w:color="D9E1EA"/>
+              <w:bottom w:val="single" w:sz="6" w:color="D9E1EA"/>
+              <w:right w:val="single" w:sz="6" w:color="D9E1EA"/>
+              <w:insideH w:val="single" w:sz="6" w:color="D9E1EA"/>
+              <w:insideV w:val="single" w:sz="6" w:color="D9E1EA"/>
+            </w:tcBorders>
+            <w:shd w:fill="F6F8FB"/>
+            <w:vAlign w:val="center"/>
+          </w:tcPr>
+          <w:p>
+            <w:pPr>
+              <w:spacing w:after="40" w:line="259" w:lineRule="auto"/>
+              <w:jc w:val="left"/>
+            </w:pPr>
+            <w:r>
+              <w:rPr>
+                <w:rFonts w:ascii="맑은 고딕" w:hAnsi="맑은 고딕" w:eastAsia="맑은 고딕"/>
+                <w:sz w:val="17"/>
+              </w:rPr>
+              <w:t>사용자 확인과 Trace 표시</w:t>
+            </w:r>
+          </w:p>
+        </w:tc>
+        <w:tc>
+          <w:tcPr>
+            <w:tcW w:type="dxa" w:w="4252"/>
+            <w:tcBorders>
+              <w:top w:val="single" w:sz="6" w:color="D9E1EA"/>
+              <w:left w:val="single" w:sz="6" w:color="D9E1EA"/>
+              <w:bottom w:val="single" w:sz="6" w:color="D9E1EA"/>
+              <w:right w:val="single" w:sz="6" w:color="D9E1EA"/>
+              <w:insideH w:val="single" w:sz="6" w:color="D9E1EA"/>
+              <w:insideV w:val="single" w:sz="6" w:color="D9E1EA"/>
+            </w:tcBorders>
+            <w:shd w:fill="F6F8FB"/>
+            <w:vAlign w:val="center"/>
+          </w:tcPr>
+          <w:p>
+            <w:pPr>
+              <w:spacing w:after="40" w:line="259" w:lineRule="auto"/>
+              <w:jc w:val="left"/>
+            </w:pPr>
+            <w:r>
+              <w:rPr>
+                <w:rFonts w:ascii="맑은 고딕" w:hAnsi="맑은 고딕" w:eastAsia="맑은 고딕"/>
+                <w:sz w:val="17"/>
+              </w:rPr>
+              <w:t>사용자</w:t>
+            </w:r>
+          </w:p>
+        </w:tc>
+      </w:tr>
+    </w:tbl>
+    <w:p>
+      <w:pPr>
+        <w:spacing w:after="40"/>
+      </w:pPr>
+    </w:p>
+    <w:p>
+      <w:pPr>
+        <w:pStyle w:val="Heading2"/>
+      </w:pPr>
+      <w:r>
+        <w:t>5.3 메일 한 통이 지나가는 길</w:t>
+      </w:r>
+    </w:p>
+    <w:p>
+      <w:pPr>
+        <w:spacing w:after="120" w:line="283" w:lineRule="auto"/>
+      </w:pPr>
+      <w:r>
+        <w:rPr>
+          <w:rFonts w:ascii="맑은 고딕" w:hAnsi="맑은 고딕" w:eastAsia="맑은 고딕"/>
+        </w:rPr>
+        <w:t>같은 요청자에게 비슷한 업무가 두 건 있는 상황에서 후속 메일 한 통이 도착했다고 하겠습니다.</w:t>
       </w:r>
     </w:p>
     <w:p>
@@ -3137,7 +4705,7 @@
         <w:rPr>
           <w:rFonts w:ascii="맑은 고딕" w:hAnsi="맑은 고딕" w:eastAsia="맑은 고딕"/>
         </w:rPr>
-        <w:t>동일 conversation id의 활성 Task가 하나면 확정 Metadata를 우선합니다.</w:t>
+        <w:t>현재 Mail 관찰. 발신자 제목 본문 시각을 읽고 M-01이 요청 기한 Intent를 구조화합니다.</w:t>
       </w:r>
     </w:p>
     <w:p>
@@ -3149,7 +4717,7 @@
         <w:rPr>
           <w:rFonts w:ascii="맑은 고딕" w:hAnsi="맑은 고딕" w:eastAsia="맑은 고딕"/>
         </w:rPr>
-        <w:t>확정할 수 없으면 제목 설명 요청자 상태 기한 최근 기록으로 top k 후보를 만듭니다.</w:t>
+        <w:t>SQLite Task Context RAG. 동일 Thread로 확정되지 않으므로 활성 Task 최근 Mail History 사용자 결정을 검색합니다.</w:t>
       </w:r>
     </w:p>
     <w:p>
@@ -3161,7 +4729,7 @@
         <w:rPr>
           <w:rFonts w:ascii="맑은 고딕" w:hAnsi="맑은 고딕" w:eastAsia="맑은 고딕"/>
         </w:rPr>
-        <w:t>Task Context Agent가 SAME_TASK NEW_TASK AMBIGUOUS와 다음 Action을 제안합니다.</w:t>
+        <w:t>후보 관찰. 비슷한 Task 두 건이 후보로 올라옵니다.</w:t>
       </w:r>
     </w:p>
     <w:p>
@@ -3173,7 +4741,7 @@
         <w:rPr>
           <w:rFonts w:ascii="맑은 고딕" w:hAnsi="맑은 고딕" w:eastAsia="맑은 고딕"/>
         </w:rPr>
-        <w:t>신뢰도가 낮거나 모호하면 rewritten query로 검색을 정확히 한 번 반복합니다.</w:t>
+        <w:t>관계와 Action 판단. Agent가 후보 2~3개를 근거와 함께 만들고, 별도 평가 단계가 지지도를 매겨 하나를 고릅니다.</w:t>
       </w:r>
     </w:p>
     <w:p>
@@ -3185,7 +4753,55 @@
         <w:rPr>
           <w:rFonts w:ascii="맑은 고딕" w:hAnsi="맑은 고딕" w:eastAsia="맑은 고딕"/>
         </w:rPr>
-        <w:t>두 번째 판단도 불확실하거나 API Schema가 실패하면 자동 변경하지 않고 ASK_USER로 종료합니다.</w:t>
+        <w:t>모호하면 Query Rewrite. 상위 두 지지도의 차이가 기준에 못 미치면 검색어를 바꿉니다.</w:t>
+      </w:r>
+    </w:p>
+    <w:p>
+      <w:pPr>
+        <w:pStyle w:val="ListNumber"/>
+        <w:spacing w:after="60" w:line="283" w:lineRule="auto"/>
+      </w:pPr>
+      <w:r>
+        <w:rPr>
+          <w:rFonts w:ascii="맑은 고딕" w:hAnsi="맑은 고딕" w:eastAsia="맑은 고딕"/>
+        </w:rPr>
+        <w:t>재검색 재판단 1회. 다시 찾아보고 다시 판단합니다. 두 번째까지만 합니다.</w:t>
+      </w:r>
+    </w:p>
+    <w:p>
+      <w:pPr>
+        <w:pStyle w:val="ListNumber"/>
+        <w:spacing w:after="60" w:line="283" w:lineRule="auto"/>
+      </w:pPr>
+      <w:r>
+        <w:rPr>
+          <w:rFonts w:ascii="맑은 고딕" w:hAnsi="맑은 고딕" w:eastAsia="맑은 고딕"/>
+        </w:rPr>
+        <w:t>Python Guard. 고른 Task가 후보 안에 있는지 Intent와 Action이 맞는지 상태 전이가 허용되는지 검사합니다.</w:t>
+      </w:r>
+    </w:p>
+    <w:p>
+      <w:pPr>
+        <w:pStyle w:val="ListNumber"/>
+        <w:spacing w:after="60" w:line="283" w:lineRule="auto"/>
+      </w:pPr>
+      <w:r>
+        <w:rPr>
+          <w:rFonts w:ascii="맑은 고딕" w:hAnsi="맑은 고딕" w:eastAsia="맑은 고딕"/>
+        </w:rPr>
+        <w:t>실행 또는 ASK_USER. 차이가 여전히 작으면 자동 실행하지 않고 사용자 확인으로 넘깁니다.</w:t>
+      </w:r>
+    </w:p>
+    <w:p>
+      <w:pPr>
+        <w:pStyle w:val="ListNumber"/>
+        <w:spacing w:after="60" w:line="283" w:lineRule="auto"/>
+      </w:pPr>
+      <w:r>
+        <w:rPr>
+          <w:rFonts w:ascii="맑은 고딕" w:hAnsi="맑은 고딕" w:eastAsia="맑은 고딕"/>
+        </w:rPr>
+        <w:t>DB 저장 결과 재조회. 실행했다면 기대한 결과와 실제 저장된 결과가 같은지 다시 읽어 확인합니다.</w:t>
       </w:r>
     </w:p>
     <w:p>
@@ -3196,18 +4812,395 @@
         <w:rPr>
           <w:rFonts w:ascii="맑은 고딕" w:hAnsi="맑은 고딕" w:eastAsia="맑은 고딕"/>
         </w:rPr>
-        <w:t>ReAct라고 설명할 때는 원시 사고과정을 보여준다고 말하지 않습니다. 화면에는 Observe 입력, Retrieve 후보, 판단 요약, Action Proposal, Guard, 실행 결과 Observation만 안전하게 표시합니다.</w:t>
+        <w:t>이 아홉 단계가 시연 영상의 Agent 추론 로그 구간에서 그대로 보입니다.</w:t>
       </w:r>
     </w:p>
     <w:p>
       <w:pPr>
-        <w:spacing w:after="120" w:line="283" w:lineRule="auto"/>
+        <w:pStyle w:val="Heading2"/>
+      </w:pPr>
+      <w:r>
+        <w:t>5.4 자주 나오는 되물음</w:t>
+      </w:r>
+    </w:p>
+    <w:tbl>
+      <w:tblPr>
+        <w:tblW w:type="auto" w:w="0"/>
+        <w:jc w:val="center"/>
+        <w:tblLayout w:type="fixed"/>
+        <w:tblLook w:firstColumn="1" w:firstRow="1" w:lastColumn="0" w:lastRow="0" w:noHBand="0" w:noVBand="1" w:val="04A0"/>
+      </w:tblPr>
+      <w:tblGrid>
+        <w:gridCol w:w="4986"/>
+        <w:gridCol w:w="4986"/>
+      </w:tblGrid>
+      <w:tr>
+        <w:tc>
+          <w:tcPr>
+            <w:tcW w:type="dxa" w:w="2835"/>
+            <w:shd w:fill="173B67"/>
+            <w:tcBorders>
+              <w:top w:val="single" w:sz="6" w:color="D9E1EA"/>
+              <w:left w:val="single" w:sz="6" w:color="D9E1EA"/>
+              <w:bottom w:val="single" w:sz="6" w:color="D9E1EA"/>
+              <w:right w:val="single" w:sz="6" w:color="D9E1EA"/>
+              <w:insideH w:val="single" w:sz="6" w:color="D9E1EA"/>
+              <w:insideV w:val="single" w:sz="6" w:color="D9E1EA"/>
+            </w:tcBorders>
+            <w:vAlign w:val="center"/>
+          </w:tcPr>
+          <w:p>
+            <w:pPr>
+              <w:jc w:val="center"/>
+            </w:pPr>
+            <w:r>
+              <w:rPr>
+                <w:rFonts w:ascii="맑은 고딕" w:hAnsi="맑은 고딕" w:eastAsia="맑은 고딕"/>
+                <w:b/>
+                <w:color w:val="FFFFFF"/>
+                <w:sz w:val="18"/>
+              </w:rPr>
+              <w:t>질문</w:t>
+            </w:r>
+          </w:p>
+        </w:tc>
+        <w:tc>
+          <w:tcPr>
+            <w:tcW w:type="dxa" w:w="6860"/>
+            <w:shd w:fill="173B67"/>
+            <w:tcBorders>
+              <w:top w:val="single" w:sz="6" w:color="D9E1EA"/>
+              <w:left w:val="single" w:sz="6" w:color="D9E1EA"/>
+              <w:bottom w:val="single" w:sz="6" w:color="D9E1EA"/>
+              <w:right w:val="single" w:sz="6" w:color="D9E1EA"/>
+              <w:insideH w:val="single" w:sz="6" w:color="D9E1EA"/>
+              <w:insideV w:val="single" w:sz="6" w:color="D9E1EA"/>
+            </w:tcBorders>
+            <w:vAlign w:val="center"/>
+          </w:tcPr>
+          <w:p>
+            <w:pPr>
+              <w:jc w:val="center"/>
+            </w:pPr>
+            <w:r>
+              <w:rPr>
+                <w:rFonts w:ascii="맑은 고딕" w:hAnsi="맑은 고딕" w:eastAsia="맑은 고딕"/>
+                <w:b/>
+                <w:color w:val="FFFFFF"/>
+                <w:sz w:val="18"/>
+              </w:rPr>
+              <w:t>답</w:t>
+            </w:r>
+          </w:p>
+        </w:tc>
+      </w:tr>
+      <w:tr>
+        <w:tc>
+          <w:tcPr>
+            <w:tcW w:type="dxa" w:w="2835"/>
+            <w:tcBorders>
+              <w:top w:val="single" w:sz="6" w:color="D9E1EA"/>
+              <w:left w:val="single" w:sz="6" w:color="D9E1EA"/>
+              <w:bottom w:val="single" w:sz="6" w:color="D9E1EA"/>
+              <w:right w:val="single" w:sz="6" w:color="D9E1EA"/>
+              <w:insideH w:val="single" w:sz="6" w:color="D9E1EA"/>
+              <w:insideV w:val="single" w:sz="6" w:color="D9E1EA"/>
+            </w:tcBorders>
+            <w:vAlign w:val="center"/>
+          </w:tcPr>
+          <w:p>
+            <w:pPr>
+              <w:spacing w:after="40" w:line="259" w:lineRule="auto"/>
+              <w:jc w:val="center"/>
+            </w:pPr>
+            <w:r>
+              <w:rPr>
+                <w:rFonts w:ascii="맑은 고딕" w:hAnsi="맑은 고딕" w:eastAsia="맑은 고딕"/>
+                <w:sz w:val="17"/>
+              </w:rPr>
+              <w:t>Agent와 Python Guard는 역할이 겹치지 않나요</w:t>
+            </w:r>
+          </w:p>
+        </w:tc>
+        <w:tc>
+          <w:tcPr>
+            <w:tcW w:type="dxa" w:w="6860"/>
+            <w:tcBorders>
+              <w:top w:val="single" w:sz="6" w:color="D9E1EA"/>
+              <w:left w:val="single" w:sz="6" w:color="D9E1EA"/>
+              <w:bottom w:val="single" w:sz="6" w:color="D9E1EA"/>
+              <w:right w:val="single" w:sz="6" w:color="D9E1EA"/>
+              <w:insideH w:val="single" w:sz="6" w:color="D9E1EA"/>
+              <w:insideV w:val="single" w:sz="6" w:color="D9E1EA"/>
+            </w:tcBorders>
+            <w:vAlign w:val="center"/>
+          </w:tcPr>
+          <w:p>
+            <w:pPr>
+              <w:spacing w:after="40" w:line="259" w:lineRule="auto"/>
+              <w:jc w:val="left"/>
+            </w:pPr>
+            <w:r>
+              <w:rPr>
+                <w:rFonts w:ascii="맑은 고딕" w:hAnsi="맑은 고딕" w:eastAsia="맑은 고딕"/>
+                <w:sz w:val="17"/>
+              </w:rPr>
+              <w:t>겹치지 않습니다. Agent는 무엇이 맞는지 판단하고 Guard는 그 판단을 실행해도 되는지 검사합니다. Guard는 대신 판단하지 않고 막거나 사용자에게 넘기기만 합니다.</w:t>
+            </w:r>
+          </w:p>
+        </w:tc>
+      </w:tr>
+      <w:tr>
+        <w:tc>
+          <w:tcPr>
+            <w:tcW w:type="dxa" w:w="2835"/>
+            <w:tcBorders>
+              <w:top w:val="single" w:sz="6" w:color="D9E1EA"/>
+              <w:left w:val="single" w:sz="6" w:color="D9E1EA"/>
+              <w:bottom w:val="single" w:sz="6" w:color="D9E1EA"/>
+              <w:right w:val="single" w:sz="6" w:color="D9E1EA"/>
+              <w:insideH w:val="single" w:sz="6" w:color="D9E1EA"/>
+              <w:insideV w:val="single" w:sz="6" w:color="D9E1EA"/>
+            </w:tcBorders>
+            <w:shd w:fill="F6F8FB"/>
+            <w:vAlign w:val="center"/>
+          </w:tcPr>
+          <w:p>
+            <w:pPr>
+              <w:spacing w:after="40" w:line="259" w:lineRule="auto"/>
+              <w:jc w:val="center"/>
+            </w:pPr>
+            <w:r>
+              <w:rPr>
+                <w:rFonts w:ascii="맑은 고딕" w:hAnsi="맑은 고딕" w:eastAsia="맑은 고딕"/>
+                <w:sz w:val="17"/>
+              </w:rPr>
+              <w:t>신뢰도가 높아도 완료 취소 기한 단축은 왜 승인을 받나요</w:t>
+            </w:r>
+          </w:p>
+        </w:tc>
+        <w:tc>
+          <w:tcPr>
+            <w:tcW w:type="dxa" w:w="6860"/>
+            <w:tcBorders>
+              <w:top w:val="single" w:sz="6" w:color="D9E1EA"/>
+              <w:left w:val="single" w:sz="6" w:color="D9E1EA"/>
+              <w:bottom w:val="single" w:sz="6" w:color="D9E1EA"/>
+              <w:right w:val="single" w:sz="6" w:color="D9E1EA"/>
+              <w:insideH w:val="single" w:sz="6" w:color="D9E1EA"/>
+              <w:insideV w:val="single" w:sz="6" w:color="D9E1EA"/>
+            </w:tcBorders>
+            <w:shd w:fill="F6F8FB"/>
+            <w:vAlign w:val="center"/>
+          </w:tcPr>
+          <w:p>
+            <w:pPr>
+              <w:spacing w:after="40" w:line="259" w:lineRule="auto"/>
+              <w:jc w:val="left"/>
+            </w:pPr>
+            <w:r>
+              <w:rPr>
+                <w:rFonts w:ascii="맑은 고딕" w:hAnsi="맑은 고딕" w:eastAsia="맑은 고딕"/>
+                <w:sz w:val="17"/>
+              </w:rPr>
+              <w:t>되돌리기 어렵고 틀렸을 때 비용이 크기 때문입니다. 신뢰도는 모델의 자기보고 값이지 검증된 정답 확률이 아니라서 이 세 가지는 점수와 무관하게 사람이 확인합니다.</w:t>
+            </w:r>
+          </w:p>
+        </w:tc>
+      </w:tr>
+      <w:tr>
+        <w:tc>
+          <w:tcPr>
+            <w:tcW w:type="dxa" w:w="2835"/>
+            <w:tcBorders>
+              <w:top w:val="single" w:sz="6" w:color="D9E1EA"/>
+              <w:left w:val="single" w:sz="6" w:color="D9E1EA"/>
+              <w:bottom w:val="single" w:sz="6" w:color="D9E1EA"/>
+              <w:right w:val="single" w:sz="6" w:color="D9E1EA"/>
+              <w:insideH w:val="single" w:sz="6" w:color="D9E1EA"/>
+              <w:insideV w:val="single" w:sz="6" w:color="D9E1EA"/>
+            </w:tcBorders>
+            <w:vAlign w:val="center"/>
+          </w:tcPr>
+          <w:p>
+            <w:pPr>
+              <w:spacing w:after="40" w:line="259" w:lineRule="auto"/>
+              <w:jc w:val="center"/>
+            </w:pPr>
+            <w:r>
+              <w:rPr>
+                <w:rFonts w:ascii="맑은 고딕" w:hAnsi="맑은 고딕" w:eastAsia="맑은 고딕"/>
+                <w:sz w:val="17"/>
+              </w:rPr>
+              <w:t>실행하고 끝내지 않고 왜 DB를 다시 읽나요</w:t>
+            </w:r>
+          </w:p>
+        </w:tc>
+        <w:tc>
+          <w:tcPr>
+            <w:tcW w:type="dxa" w:w="6860"/>
+            <w:tcBorders>
+              <w:top w:val="single" w:sz="6" w:color="D9E1EA"/>
+              <w:left w:val="single" w:sz="6" w:color="D9E1EA"/>
+              <w:bottom w:val="single" w:sz="6" w:color="D9E1EA"/>
+              <w:right w:val="single" w:sz="6" w:color="D9E1EA"/>
+              <w:insideH w:val="single" w:sz="6" w:color="D9E1EA"/>
+              <w:insideV w:val="single" w:sz="6" w:color="D9E1EA"/>
+            </w:tcBorders>
+            <w:vAlign w:val="center"/>
+          </w:tcPr>
+          <w:p>
+            <w:pPr>
+              <w:spacing w:after="40" w:line="259" w:lineRule="auto"/>
+              <w:jc w:val="left"/>
+            </w:pPr>
+            <w:r>
+              <w:rPr>
+                <w:rFonts w:ascii="맑은 고딕" w:hAnsi="맑은 고딕" w:eastAsia="맑은 고딕"/>
+                <w:sz w:val="17"/>
+              </w:rPr>
+              <w:t>제안대로 저장되었는지는 저장해 봐야 압니다. 기대값과 실제 저장 결과를 비교하는 Observe가 있어야 ReAct의 한 바퀴가 닫힙니다.</w:t>
+            </w:r>
+          </w:p>
+        </w:tc>
+      </w:tr>
+      <w:tr>
+        <w:tc>
+          <w:tcPr>
+            <w:tcW w:type="dxa" w:w="2835"/>
+            <w:tcBorders>
+              <w:top w:val="single" w:sz="6" w:color="D9E1EA"/>
+              <w:left w:val="single" w:sz="6" w:color="D9E1EA"/>
+              <w:bottom w:val="single" w:sz="6" w:color="D9E1EA"/>
+              <w:right w:val="single" w:sz="6" w:color="D9E1EA"/>
+              <w:insideH w:val="single" w:sz="6" w:color="D9E1EA"/>
+              <w:insideV w:val="single" w:sz="6" w:color="D9E1EA"/>
+            </w:tcBorders>
+            <w:shd w:fill="F6F8FB"/>
+            <w:vAlign w:val="center"/>
+          </w:tcPr>
+          <w:p>
+            <w:pPr>
+              <w:spacing w:after="40" w:line="259" w:lineRule="auto"/>
+              <w:jc w:val="center"/>
+            </w:pPr>
+            <w:r>
+              <w:rPr>
+                <w:rFonts w:ascii="맑은 고딕" w:hAnsi="맑은 고딕" w:eastAsia="맑은 고딕"/>
+                <w:sz w:val="17"/>
+              </w:rPr>
+              <w:t>원시 Chain-of-Thought는 왜 보여주지 않나요</w:t>
+            </w:r>
+          </w:p>
+        </w:tc>
+        <w:tc>
+          <w:tcPr>
+            <w:tcW w:type="dxa" w:w="6860"/>
+            <w:tcBorders>
+              <w:top w:val="single" w:sz="6" w:color="D9E1EA"/>
+              <w:left w:val="single" w:sz="6" w:color="D9E1EA"/>
+              <w:bottom w:val="single" w:sz="6" w:color="D9E1EA"/>
+              <w:right w:val="single" w:sz="6" w:color="D9E1EA"/>
+              <w:insideH w:val="single" w:sz="6" w:color="D9E1EA"/>
+              <w:insideV w:val="single" w:sz="6" w:color="D9E1EA"/>
+            </w:tcBorders>
+            <w:shd w:fill="F6F8FB"/>
+            <w:vAlign w:val="center"/>
+          </w:tcPr>
+          <w:p>
+            <w:pPr>
+              <w:spacing w:after="40" w:line="259" w:lineRule="auto"/>
+              <w:jc w:val="left"/>
+            </w:pPr>
+            <w:r>
+              <w:rPr>
+                <w:rFonts w:ascii="맑은 고딕" w:hAnsi="맑은 고딕" w:eastAsia="맑은 고딕"/>
+                <w:sz w:val="17"/>
+              </w:rPr>
+              <w:t>모델의 날 것 사고에는 근거 없는 추측과 민감한 내용이 섞일 수 있습니다. 검증된 검색 후보와 점수 구조화된 판단 근거 Guard 결과 최종 DB 결과만 표시합니다.</w:t>
+            </w:r>
+          </w:p>
+        </w:tc>
+      </w:tr>
+      <w:tr>
+        <w:tc>
+          <w:tcPr>
+            <w:tcW w:type="dxa" w:w="2835"/>
+            <w:tcBorders>
+              <w:top w:val="single" w:sz="6" w:color="D9E1EA"/>
+              <w:left w:val="single" w:sz="6" w:color="D9E1EA"/>
+              <w:bottom w:val="single" w:sz="6" w:color="D9E1EA"/>
+              <w:right w:val="single" w:sz="6" w:color="D9E1EA"/>
+              <w:insideH w:val="single" w:sz="6" w:color="D9E1EA"/>
+              <w:insideV w:val="single" w:sz="6" w:color="D9E1EA"/>
+            </w:tcBorders>
+            <w:vAlign w:val="center"/>
+          </w:tcPr>
+          <w:p>
+            <w:pPr>
+              <w:spacing w:after="40" w:line="259" w:lineRule="auto"/>
+              <w:jc w:val="center"/>
+            </w:pPr>
+            <w:r>
+              <w:rPr>
+                <w:rFonts w:ascii="맑은 고딕" w:hAnsi="맑은 고딕" w:eastAsia="맑은 고딕"/>
+                <w:sz w:val="17"/>
+              </w:rPr>
+              <w:t>그러면 Workflow는 필요 없는 건가요</w:t>
+            </w:r>
+          </w:p>
+        </w:tc>
+        <w:tc>
+          <w:tcPr>
+            <w:tcW w:type="dxa" w:w="6860"/>
+            <w:tcBorders>
+              <w:top w:val="single" w:sz="6" w:color="D9E1EA"/>
+              <w:left w:val="single" w:sz="6" w:color="D9E1EA"/>
+              <w:bottom w:val="single" w:sz="6" w:color="D9E1EA"/>
+              <w:right w:val="single" w:sz="6" w:color="D9E1EA"/>
+              <w:insideH w:val="single" w:sz="6" w:color="D9E1EA"/>
+              <w:insideV w:val="single" w:sz="6" w:color="D9E1EA"/>
+            </w:tcBorders>
+            <w:vAlign w:val="center"/>
+          </w:tcPr>
+          <w:p>
+            <w:pPr>
+              <w:spacing w:after="40" w:line="259" w:lineRule="auto"/>
+              <w:jc w:val="left"/>
+            </w:pPr>
+            <w:r>
+              <w:rPr>
+                <w:rFonts w:ascii="맑은 고딕" w:hAnsi="맑은 고딕" w:eastAsia="맑은 고딕"/>
+                <w:sz w:val="17"/>
+              </w:rPr>
+              <w:t>반대입니다. 확정 가능한 경로와 안전 정책은 Python 규칙이 처리해야 Agent가 판단할 곳이 좁아지고 검증이 쉬워집니다. 둘을 나눈 하이브리드가 이 프로젝트의 설계입니다.</w:t>
+            </w:r>
+          </w:p>
+        </w:tc>
+      </w:tr>
+    </w:tbl>
+    <w:p>
+      <w:pPr>
+        <w:spacing w:after="40"/>
+      </w:pPr>
+    </w:p>
+    <w:p>
+      <w:pPr>
+        <w:pStyle w:val="Heading2"/>
+      </w:pPr>
+      <w:r>
+        <w:t>5.5 30초로 말하는 답</w:t>
+      </w:r>
+    </w:p>
+    <w:p>
+      <w:pPr>
+        <w:spacing w:after="240" w:line="283" w:lineRule="auto"/>
       </w:pPr>
       <w:r>
         <w:rPr>
           <w:rFonts w:ascii="맑은 고딕" w:hAnsi="맑은 고딕" w:eastAsia="맑은 고딕"/>
         </w:rPr>
-        <w:t>일반 Workflow로 구현할 수 없는 것은 아닙니다. 동일 Thread처럼 확정 가능한 경로와 안전 정책은 Python 규칙으로 처리하고, 규칙으로 모든 표현을 열거하기 어려운 Task 관계·다음 Action·회신 방식만 LLM Agent에 제한적으로 위임한 하이브리드 구조입니다.</w:t>
+        <w:t>MailTaskAgent는 고정된 조건대로만 움직이는 자동화가 아닙니다. 현재 메일과 과거 Task Context를 검색하고, LLM Agent가 관계와 다음 Action을 판단합니다. 판단이 불확실하면 Query를 재작성해 한 번 재검색 재판단하고, Python Guard가 위험 변경을 차단합니다. 실행 후에는 DB 결과를 다시 관찰하므로 Observe Retrieve Reason Act Observe의 제한적 ReAct 구조입니다.</w:t>
       </w:r>
     </w:p>
     <w:p>
